--- a/docs/docx/Техническое_описание_курса_Безопасность.docx
+++ b/docs/docx/Техническое_описание_курса_Безопасность.docx
@@ -2,7 +2,7 @@
 <file path=word/document.xml><?xml version="1.0" encoding="utf-8"?>
 <w:document xmlns:w="http://schemas.openxmlformats.org/wordprocessingml/2006/main" xmlns:m="http://schemas.openxmlformats.org/officeDocument/2006/math" xmlns:r="http://schemas.openxmlformats.org/officeDocument/2006/relationships" xmlns:o="urn:schemas-microsoft-com:office:office" xmlns:v="urn:schemas-microsoft-com:vml" xmlns:w10="urn:schemas-microsoft-com:office:word" xmlns:a="http://schemas.openxmlformats.org/drawingml/2006/main" xmlns:pic="http://schemas.openxmlformats.org/drawingml/2006/picture" xmlns:wp="http://schemas.openxmlformats.org/drawingml/2006/wordprocessingDrawing">
   <w:body>
-    <w:bookmarkStart w:id="69" w:name="техническое-описание-курса-безопасность"/>
+    <w:bookmarkStart w:id="89" w:name="техническое-описание-курса-безопасность"/>
     <w:p>
       <w:pPr>
         <w:pStyle w:val="Heading1"/>
@@ -26,7 +26,7 @@
         <w:t xml:space="preserve"> </w:t>
       </w:r>
       <w:r>
-        <w:t xml:space="preserve">1.1</w:t>
+        <w:t xml:space="preserve">1.2</w:t>
       </w:r>
       <w:r>
         <w:br/>
@@ -7617,7 +7617,7 @@
       </w:r>
     </w:p>
     <w:bookmarkEnd w:id="49"/>
-    <w:bookmarkStart w:id="66" w:name="потенциальные-вопросы-на-защите-и-ответы"/>
+    <w:bookmarkStart w:id="86" w:name="потенциальные-вопросы-на-защите-и-ответы"/>
     <w:p>
       <w:pPr>
         <w:pStyle w:val="Heading2"/>
@@ -8809,6 +8809,214 @@
           <w:rStyle w:val="VerbatimChar"/>
         </w:rPr>
         <w:t xml:space="preserve">section-N.css</w:t>
+      </w:r>
+      <w:r>
+        <w:t xml:space="preserve">.</w:t>
+      </w:r>
+    </w:p>
+    <w:bookmarkEnd w:id="65"/>
+    <w:bookmarkStart w:id="66" w:name="X0bd4b5f9c896d72bef72c0129a408712760d3bf"/>
+    <w:p>
+      <w:pPr>
+        <w:pStyle w:val="Heading3"/>
+      </w:pPr>
+      <w:r>
+        <w:t xml:space="preserve">Вопрос 17. Как сохраняется прогресс по загруженным SCORM-курсам?</w:t>
+      </w:r>
+    </w:p>
+    <w:p>
+      <w:pPr>
+        <w:pStyle w:val="FirstParagraph"/>
+      </w:pPr>
+      <w:r>
+        <w:rPr>
+          <w:b/>
+          <w:bCs/>
+        </w:rPr>
+        <w:t xml:space="preserve">Ответ:</w:t>
+      </w:r>
+      <w:r>
+        <w:t xml:space="preserve"> </w:t>
+      </w:r>
+      <w:r>
+        <w:t xml:space="preserve">При каждом</w:t>
+      </w:r>
+      <w:r>
+        <w:t xml:space="preserve"> </w:t>
+      </w:r>
+      <w:r>
+        <w:rPr>
+          <w:rStyle w:val="VerbatimChar"/>
+        </w:rPr>
+        <w:t xml:space="preserve">Commit</w:t>
+      </w:r>
+      <w:r>
+        <w:t xml:space="preserve"> </w:t>
+      </w:r>
+      <w:r>
+        <w:t xml:space="preserve">SCORM API shim (</w:t>
+      </w:r>
+      <w:r>
+        <w:rPr>
+          <w:rStyle w:val="VerbatimChar"/>
+        </w:rPr>
+        <w:t xml:space="preserve">scorm-api-2004.js</w:t>
+      </w:r>
+      <w:r>
+        <w:t xml:space="preserve">) синхронно отправляет CMI-данные на</w:t>
+      </w:r>
+      <w:r>
+        <w:t xml:space="preserve"> </w:t>
+      </w:r>
+      <w:r>
+        <w:rPr>
+          <w:rStyle w:val="VerbatimChar"/>
+        </w:rPr>
+        <w:t xml:space="preserve">POST /api/scorm/&lt;course_id&gt;/state</w:t>
+      </w:r>
+      <w:r>
+        <w:t xml:space="preserve">. Сервер сохраняет полное состояние в</w:t>
+      </w:r>
+      <w:r>
+        <w:t xml:space="preserve"> </w:t>
+      </w:r>
+      <w:r>
+        <w:rPr>
+          <w:rStyle w:val="VerbatimChar"/>
+        </w:rPr>
+        <w:t xml:space="preserve">uploads/scorm_state/&lt;assignment_id&gt;.json</w:t>
+      </w:r>
+      <w:r>
+        <w:t xml:space="preserve"> </w:t>
+      </w:r>
+      <w:r>
+        <w:t xml:space="preserve">(для возобновления с места остановки) и вызывает</w:t>
+      </w:r>
+      <w:r>
+        <w:t xml:space="preserve"> </w:t>
+      </w:r>
+      <w:r>
+        <w:rPr>
+          <w:rStyle w:val="VerbatimChar"/>
+        </w:rPr>
+        <w:t xml:space="preserve">sync_scorm_progress()</w:t>
+      </w:r>
+      <w:r>
+        <w:t xml:space="preserve"> </w:t>
+      </w:r>
+      <w:r>
+        <w:t xml:space="preserve">в</w:t>
+      </w:r>
+      <w:r>
+        <w:t xml:space="preserve"> </w:t>
+      </w:r>
+      <w:r>
+        <w:rPr>
+          <w:rStyle w:val="VerbatimChar"/>
+        </w:rPr>
+        <w:t xml:space="preserve">scorm_runtime.py</w:t>
+      </w:r>
+      <w:r>
+        <w:t xml:space="preserve">. Пока курс не завершён, промежуточный процент вычисляется из</w:t>
+      </w:r>
+      <w:r>
+        <w:t xml:space="preserve"> </w:t>
+      </w:r>
+      <w:r>
+        <w:rPr>
+          <w:rStyle w:val="VerbatimChar"/>
+        </w:rPr>
+        <w:t xml:space="preserve">cmi.progress_measure</w:t>
+      </w:r>
+      <w:r>
+        <w:t xml:space="preserve"> </w:t>
+      </w:r>
+      <w:r>
+        <w:t xml:space="preserve">или</w:t>
+      </w:r>
+      <w:r>
+        <w:t xml:space="preserve"> </w:t>
+      </w:r>
+      <w:r>
+        <w:rPr>
+          <w:rStyle w:val="VerbatimChar"/>
+        </w:rPr>
+        <w:t xml:space="preserve">cmi.score.*</w:t>
+      </w:r>
+      <w:r>
+        <w:t xml:space="preserve"> </w:t>
+      </w:r>
+      <w:r>
+        <w:t xml:space="preserve">и записывается в</w:t>
+      </w:r>
+      <w:r>
+        <w:t xml:space="preserve"> </w:t>
+      </w:r>
+      <w:r>
+        <w:rPr>
+          <w:rStyle w:val="VerbatimChar"/>
+        </w:rPr>
+        <w:t xml:space="preserve">Section_progress</w:t>
+      </w:r>
+      <w:r>
+        <w:t xml:space="preserve"> </w:t>
+      </w:r>
+      <w:r>
+        <w:t xml:space="preserve">и</w:t>
+      </w:r>
+      <w:r>
+        <w:t xml:space="preserve"> </w:t>
+      </w:r>
+      <w:r>
+        <w:rPr>
+          <w:rStyle w:val="VerbatimChar"/>
+        </w:rPr>
+        <w:t xml:space="preserve">User_result</w:t>
+      </w:r>
+      <w:r>
+        <w:t xml:space="preserve"> </w:t>
+      </w:r>
+      <w:r>
+        <w:t xml:space="preserve">— так же, как для нативного курса отображается прогресс на странице «Моё обучение». При</w:t>
+      </w:r>
+      <w:r>
+        <w:t xml:space="preserve"> </w:t>
+      </w:r>
+      <w:r>
+        <w:rPr>
+          <w:rStyle w:val="VerbatimChar"/>
+        </w:rPr>
+        <w:t xml:space="preserve">completion_status=completed</w:t>
+      </w:r>
+      <w:r>
+        <w:t xml:space="preserve"> </w:t>
+      </w:r>
+      <w:r>
+        <w:t xml:space="preserve">или</w:t>
+      </w:r>
+      <w:r>
+        <w:t xml:space="preserve"> </w:t>
+      </w:r>
+      <w:r>
+        <w:rPr>
+          <w:rStyle w:val="VerbatimChar"/>
+        </w:rPr>
+        <w:t xml:space="preserve">success_status=passed/failed</w:t>
+      </w:r>
+      <w:r>
+        <w:t xml:space="preserve"> </w:t>
+      </w:r>
+      <w:r>
+        <w:t xml:space="preserve">итоговый балл распределяется по разделам манифеста и назначение закрывается через</w:t>
+      </w:r>
+      <w:r>
+        <w:t xml:space="preserve"> </w:t>
+      </w:r>
+      <w:r>
+        <w:rPr>
+          <w:rStyle w:val="VerbatimChar"/>
+        </w:rPr>
+        <w:t xml:space="preserve">finish_course()</w:t>
       </w:r>
       <w:r>
         <w:t xml:space="preserve">.</w:t>
@@ -8821,9 +9029,1748 @@
         </w:pict>
       </w:r>
     </w:p>
-    <w:bookmarkEnd w:id="65"/>
     <w:bookmarkEnd w:id="66"/>
-    <w:bookmarkStart w:id="67" w:name="рекомендации-по-сопровождению"/>
+    <w:bookmarkStart w:id="76" w:name="X62e5ed78bfcac4c612e84942170e55b191e1c12"/>
+    <w:p>
+      <w:pPr>
+        <w:pStyle w:val="Heading3"/>
+      </w:pPr>
+      <w:r>
+        <w:t xml:space="preserve">11.2. Технологии, протоколы и обоснование выбора (платформа LMS)</w:t>
+      </w:r>
+    </w:p>
+    <w:bookmarkStart w:id="67" w:name="Xc34665a56d6dc866dc5a5398af4b670a5601b47"/>
+    <w:p>
+      <w:pPr>
+        <w:pStyle w:val="Heading4"/>
+      </w:pPr>
+      <w:r>
+        <w:t xml:space="preserve">Вопрос 18. Какой стек технологий использует система и зачем?</w:t>
+      </w:r>
+    </w:p>
+    <w:p>
+      <w:pPr>
+        <w:pStyle w:val="FirstParagraph"/>
+      </w:pPr>
+      <w:r>
+        <w:rPr>
+          <w:b/>
+          <w:bCs/>
+        </w:rPr>
+        <w:t xml:space="preserve">Ответ:</w:t>
+      </w:r>
+      <w:r>
+        <w:t xml:space="preserve"> </w:t>
+      </w:r>
+      <w:r>
+        <w:t xml:space="preserve">Клиент — статические HTML/CSS/JS без сборщика (порты 8000/5000 раздельно для простоты учебного развёртывания). Сервер —</w:t>
+      </w:r>
+      <w:r>
+        <w:t xml:space="preserve"> </w:t>
+      </w:r>
+      <w:r>
+        <w:rPr>
+          <w:b/>
+          <w:bCs/>
+        </w:rPr>
+        <w:t xml:space="preserve">Python 3 + Flask</w:t>
+      </w:r>
+      <w:r>
+        <w:t xml:space="preserve">: лёгкий REST API, минимум зависимостей, удобная раздача файлов курсов. СУБД —</w:t>
+      </w:r>
+      <w:r>
+        <w:t xml:space="preserve"> </w:t>
+      </w:r>
+      <w:r>
+        <w:rPr>
+          <w:b/>
+          <w:bCs/>
+        </w:rPr>
+        <w:t xml:space="preserve">Microsoft SQL Server</w:t>
+      </w:r>
+      <w:r>
+        <w:t xml:space="preserve"> </w:t>
+      </w:r>
+      <w:r>
+        <w:t xml:space="preserve">через</w:t>
+      </w:r>
+      <w:r>
+        <w:t xml:space="preserve"> </w:t>
+      </w:r>
+      <w:r>
+        <w:rPr>
+          <w:b/>
+          <w:bCs/>
+        </w:rPr>
+        <w:t xml:space="preserve">ODBC (pyodbc)</w:t>
+      </w:r>
+      <w:r>
+        <w:t xml:space="preserve">: реляционная модель для пользователей, назначений, прогресса и результатов; транзакционность и знакомый инструмент в учебной среде Windows. Отчёты —</w:t>
+      </w:r>
+      <w:r>
+        <w:t xml:space="preserve"> </w:t>
+      </w:r>
+      <w:r>
+        <w:rPr>
+          <w:b/>
+          <w:bCs/>
+        </w:rPr>
+        <w:t xml:space="preserve">pandas + openpyxl</w:t>
+      </w:r>
+      <w:r>
+        <w:t xml:space="preserve"> </w:t>
+      </w:r>
+      <w:r>
+        <w:t xml:space="preserve">для выгрузки Excel без отдельного BI-сервера.</w:t>
+      </w:r>
+    </w:p>
+    <w:bookmarkEnd w:id="67"/>
+    <w:bookmarkStart w:id="68" w:name="X9bbb7d7cabb72191172616cdc971241f826c910"/>
+    <w:p>
+      <w:pPr>
+        <w:pStyle w:val="Heading4"/>
+      </w:pPr>
+      <w:r>
+        <w:t xml:space="preserve">Вопрос 19. Что такое REST API в контексте проекта?</w:t>
+      </w:r>
+    </w:p>
+    <w:p>
+      <w:pPr>
+        <w:pStyle w:val="FirstParagraph"/>
+      </w:pPr>
+      <w:r>
+        <w:rPr>
+          <w:b/>
+          <w:bCs/>
+        </w:rPr>
+        <w:t xml:space="preserve">Ответ:</w:t>
+      </w:r>
+      <w:r>
+        <w:t xml:space="preserve"> </w:t>
+      </w:r>
+      <w:r>
+        <w:t xml:space="preserve">REST (Representational State Transfer) — архитектурный стиль обмена данными по HTTP. Клиент обращается к ресурсам по URL (</w:t>
+      </w:r>
+      <w:r>
+        <w:rPr>
+          <w:rStyle w:val="VerbatimChar"/>
+        </w:rPr>
+        <w:t xml:space="preserve">/api/login</w:t>
+      </w:r>
+      <w:r>
+        <w:t xml:space="preserve">,</w:t>
+      </w:r>
+      <w:r>
+        <w:t xml:space="preserve"> </w:t>
+      </w:r>
+      <w:r>
+        <w:rPr>
+          <w:rStyle w:val="VerbatimChar"/>
+        </w:rPr>
+        <w:t xml:space="preserve">/api/courses</w:t>
+      </w:r>
+      <w:r>
+        <w:t xml:space="preserve">,</w:t>
+      </w:r>
+      <w:r>
+        <w:t xml:space="preserve"> </w:t>
+      </w:r>
+      <w:r>
+        <w:rPr>
+          <w:rStyle w:val="VerbatimChar"/>
+        </w:rPr>
+        <w:t xml:space="preserve">/api/assignments</w:t>
+      </w:r>
+      <w:r>
+        <w:t xml:space="preserve">) и методам HTTP: GET — чтение, POST — создание, PUT — изменение, DELETE — удаление. Ответы в JSON. Такой подход отделяет frontend от backend, позволяет тестировать API независимо и единообразно обслуживать нативные и SCORM-курсы.</w:t>
+      </w:r>
+    </w:p>
+    <w:bookmarkEnd w:id="68"/>
+    <w:bookmarkStart w:id="69" w:name="Xa02fc8d45d6265adcbf4a5905675ec2a5428193"/>
+    <w:p>
+      <w:pPr>
+        <w:pStyle w:val="Heading4"/>
+      </w:pPr>
+      <w:r>
+        <w:t xml:space="preserve">Вопрос 20. Что такое JWT и почему он выбран для сессии?</w:t>
+      </w:r>
+    </w:p>
+    <w:p>
+      <w:pPr>
+        <w:pStyle w:val="FirstParagraph"/>
+      </w:pPr>
+      <w:r>
+        <w:rPr>
+          <w:b/>
+          <w:bCs/>
+        </w:rPr>
+        <w:t xml:space="preserve">Ответ:</w:t>
+      </w:r>
+      <w:r>
+        <w:t xml:space="preserve"> </w:t>
+      </w:r>
+      <w:r>
+        <w:rPr>
+          <w:b/>
+          <w:bCs/>
+        </w:rPr>
+        <w:t xml:space="preserve">JSON Web Token</w:t>
+      </w:r>
+      <w:r>
+        <w:t xml:space="preserve"> </w:t>
+      </w:r>
+      <w:r>
+        <w:t xml:space="preserve">— подписанный компактный токен (заголовок</w:t>
+      </w:r>
+      <w:r>
+        <w:t xml:space="preserve"> </w:t>
+      </w:r>
+      <w:r>
+        <w:rPr>
+          <w:rStyle w:val="VerbatimChar"/>
+        </w:rPr>
+        <w:t xml:space="preserve">Authorization: Bearer …</w:t>
+      </w:r>
+      <w:r>
+        <w:t xml:space="preserve">), в payload которого хранятся</w:t>
+      </w:r>
+      <w:r>
+        <w:t xml:space="preserve"> </w:t>
+      </w:r>
+      <w:r>
+        <w:rPr>
+          <w:rStyle w:val="VerbatimChar"/>
+        </w:rPr>
+        <w:t xml:space="preserve">user_id</w:t>
+      </w:r>
+      <w:r>
+        <w:t xml:space="preserve">, email и роли. Сервер проверяет подпись (</w:t>
+      </w:r>
+      <w:r>
+        <w:rPr>
+          <w:rStyle w:val="VerbatimChar"/>
+        </w:rPr>
+        <w:t xml:space="preserve">flask-jwt-extended</w:t>
+      </w:r>
+      <w:r>
+        <w:t xml:space="preserve">) без хранения сессии в памяти — stateless-модель. Срок жизни 12 часов (</w:t>
+      </w:r>
+      <w:r>
+        <w:rPr>
+          <w:rStyle w:val="VerbatimChar"/>
+        </w:rPr>
+        <w:t xml:space="preserve">JWT_ACCESS_TOKEN_EXPIRES</w:t>
+      </w:r>
+      <w:r>
+        <w:t xml:space="preserve">). Токен передаётся в</w:t>
+      </w:r>
+      <w:r>
+        <w:t xml:space="preserve"> </w:t>
+      </w:r>
+      <w:r>
+        <w:rPr>
+          <w:rStyle w:val="VerbatimChar"/>
+        </w:rPr>
+        <w:t xml:space="preserve">sessionStorage</w:t>
+      </w:r>
+      <w:r>
+        <w:t xml:space="preserve"> </w:t>
+      </w:r>
+      <w:r>
+        <w:t xml:space="preserve">и в query-параметре</w:t>
+      </w:r>
+      <w:r>
+        <w:t xml:space="preserve"> </w:t>
+      </w:r>
+      <w:r>
+        <w:rPr>
+          <w:rStyle w:val="VerbatimChar"/>
+        </w:rPr>
+        <w:t xml:space="preserve">authToken</w:t>
+      </w:r>
+      <w:r>
+        <w:t xml:space="preserve"> </w:t>
+      </w:r>
+      <w:r>
+        <w:t xml:space="preserve">при запуске курса в iframe. Альтернатива — серверные сессии в cookie; JWT проще для SPA и кросс-origin запуска курса с порта 5000.</w:t>
+      </w:r>
+    </w:p>
+    <w:bookmarkEnd w:id="69"/>
+    <w:bookmarkStart w:id="70" w:name="Xb287f9e427173cb740f253652e1826ed6402c30"/>
+    <w:p>
+      <w:pPr>
+        <w:pStyle w:val="Heading4"/>
+      </w:pPr>
+      <w:r>
+        <w:t xml:space="preserve">Вопрос 21. Что такое SCORM и как он интегрирован?</w:t>
+      </w:r>
+    </w:p>
+    <w:p>
+      <w:pPr>
+        <w:pStyle w:val="FirstParagraph"/>
+      </w:pPr>
+      <w:r>
+        <w:rPr>
+          <w:b/>
+          <w:bCs/>
+        </w:rPr>
+        <w:t xml:space="preserve">Ответ:</w:t>
+      </w:r>
+      <w:r>
+        <w:t xml:space="preserve"> </w:t>
+      </w:r>
+      <w:r>
+        <w:rPr>
+          <w:b/>
+          <w:bCs/>
+        </w:rPr>
+        <w:t xml:space="preserve">SCORM</w:t>
+      </w:r>
+      <w:r>
+        <w:t xml:space="preserve"> </w:t>
+      </w:r>
+      <w:r>
+        <w:t xml:space="preserve">(Sharable Content Object Reference Model) — стандарт упаковки и отслеживания электронного обучения. Пакет — ZIP с</w:t>
+      </w:r>
+      <w:r>
+        <w:t xml:space="preserve"> </w:t>
+      </w:r>
+      <w:r>
+        <w:rPr>
+          <w:rStyle w:val="VerbatimChar"/>
+        </w:rPr>
+        <w:t xml:space="preserve">imsmanifest.xml</w:t>
+      </w:r>
+      <w:r>
+        <w:t xml:space="preserve">, ресурсами и точкой запуска. В проекте поддерживается</w:t>
+      </w:r>
+      <w:r>
+        <w:t xml:space="preserve"> </w:t>
+      </w:r>
+      <w:r>
+        <w:rPr>
+          <w:b/>
+          <w:bCs/>
+        </w:rPr>
+        <w:t xml:space="preserve">SCORM 2004</w:t>
+      </w:r>
+      <w:r>
+        <w:t xml:space="preserve"> </w:t>
+      </w:r>
+      <w:r>
+        <w:t xml:space="preserve">(API</w:t>
+      </w:r>
+      <w:r>
+        <w:t xml:space="preserve"> </w:t>
+      </w:r>
+      <w:r>
+        <w:rPr>
+          <w:rStyle w:val="VerbatimChar"/>
+        </w:rPr>
+        <w:t xml:space="preserve">API_1484_11</w:t>
+      </w:r>
+      <w:r>
+        <w:t xml:space="preserve">): JavaScript-shim эмулирует Runtime Environment, читает/пишет CMI-элементы (</w:t>
+      </w:r>
+      <w:r>
+        <w:rPr>
+          <w:rStyle w:val="VerbatimChar"/>
+        </w:rPr>
+        <w:t xml:space="preserve">cmi.location</w:t>
+      </w:r>
+      <w:r>
+        <w:t xml:space="preserve">,</w:t>
+      </w:r>
+      <w:r>
+        <w:t xml:space="preserve"> </w:t>
+      </w:r>
+      <w:r>
+        <w:rPr>
+          <w:rStyle w:val="VerbatimChar"/>
+        </w:rPr>
+        <w:t xml:space="preserve">cmi.suspend_data</w:t>
+      </w:r>
+      <w:r>
+        <w:t xml:space="preserve">,</w:t>
+      </w:r>
+      <w:r>
+        <w:t xml:space="preserve"> </w:t>
+      </w:r>
+      <w:r>
+        <w:rPr>
+          <w:rStyle w:val="VerbatimChar"/>
+        </w:rPr>
+        <w:t xml:space="preserve">cmi.score.scaled</w:t>
+      </w:r>
+      <w:r>
+        <w:t xml:space="preserve">,</w:t>
+      </w:r>
+      <w:r>
+        <w:t xml:space="preserve"> </w:t>
+      </w:r>
+      <w:r>
+        <w:rPr>
+          <w:rStyle w:val="VerbatimChar"/>
+        </w:rPr>
+        <w:t xml:space="preserve">cmi.completion_status</w:t>
+      </w:r>
+      <w:r>
+        <w:t xml:space="preserve">). Импорт (</w:t>
+      </w:r>
+      <w:r>
+        <w:rPr>
+          <w:rStyle w:val="VerbatimChar"/>
+        </w:rPr>
+        <w:t xml:space="preserve">scorm_importer.py</w:t>
+      </w:r>
+      <w:r>
+        <w:t xml:space="preserve">) распаковывает архив, строит</w:t>
+      </w:r>
+      <w:r>
+        <w:t xml:space="preserve"> </w:t>
+      </w:r>
+      <w:r>
+        <w:rPr>
+          <w:rStyle w:val="VerbatimChar"/>
+        </w:rPr>
+        <w:t xml:space="preserve">course.json</w:t>
+      </w:r>
+      <w:r>
+        <w:t xml:space="preserve"> </w:t>
+      </w:r>
+      <w:r>
+        <w:t xml:space="preserve">и</w:t>
+      </w:r>
+      <w:r>
+        <w:t xml:space="preserve"> </w:t>
+      </w:r>
+      <w:r>
+        <w:rPr>
+          <w:rStyle w:val="VerbatimChar"/>
+        </w:rPr>
+        <w:t xml:space="preserve">player.html</w:t>
+      </w:r>
+      <w:r>
+        <w:t xml:space="preserve">. Выбор SCORM обоснован совместимостью с готовыми курсами из Articulate Rise, iSpring и др. без переписывания контента.</w:t>
+      </w:r>
+    </w:p>
+    <w:bookmarkEnd w:id="70"/>
+    <w:bookmarkStart w:id="71" w:name="Xaaa7382cfee2abd71822836e9fce5bc0ddece3f"/>
+    <w:p>
+      <w:pPr>
+        <w:pStyle w:val="Heading4"/>
+      </w:pPr>
+      <w:r>
+        <w:t xml:space="preserve">Вопрос 22. Зачем</w:t>
+      </w:r>
+      <w:r>
+        <w:t xml:space="preserve"> </w:t>
+      </w:r>
+      <w:r>
+        <w:rPr>
+          <w:rStyle w:val="VerbatimChar"/>
+        </w:rPr>
+        <w:t xml:space="preserve">course.json</w:t>
+      </w:r>
+      <w:r>
+        <w:t xml:space="preserve"> </w:t>
+      </w:r>
+      <w:r>
+        <w:t xml:space="preserve">(манифест курса)?</w:t>
+      </w:r>
+    </w:p>
+    <w:p>
+      <w:pPr>
+        <w:pStyle w:val="FirstParagraph"/>
+      </w:pPr>
+      <w:r>
+        <w:rPr>
+          <w:b/>
+          <w:bCs/>
+        </w:rPr>
+        <w:t xml:space="preserve">Ответ:</w:t>
+      </w:r>
+      <w:r>
+        <w:t xml:space="preserve"> </w:t>
+      </w:r>
+      <w:r>
+        <w:t xml:space="preserve">Единый JSON-описатель структуры: тип (</w:t>
+      </w:r>
+      <w:r>
+        <w:rPr>
+          <w:rStyle w:val="VerbatimChar"/>
+        </w:rPr>
+        <w:t xml:space="preserve">native</w:t>
+      </w:r>
+      <w:r>
+        <w:t xml:space="preserve"> </w:t>
+      </w:r>
+      <w:r>
+        <w:t xml:space="preserve">/</w:t>
+      </w:r>
+      <w:r>
+        <w:t xml:space="preserve"> </w:t>
+      </w:r>
+      <w:r>
+        <w:rPr>
+          <w:rStyle w:val="VerbatimChar"/>
+        </w:rPr>
+        <w:t xml:space="preserve">scorm</w:t>
+      </w:r>
+      <w:r>
+        <w:t xml:space="preserve">), разделы, веса баллов,</w:t>
+      </w:r>
+      <w:r>
+        <w:t xml:space="preserve"> </w:t>
+      </w:r>
+      <w:r>
+        <w:rPr>
+          <w:rStyle w:val="VerbatimChar"/>
+        </w:rPr>
+        <w:t xml:space="preserve">scorable_count</w:t>
+      </w:r>
+      <w:r>
+        <w:t xml:space="preserve">. Используется</w:t>
+      </w:r>
+      <w:r>
+        <w:t xml:space="preserve"> </w:t>
+      </w:r>
+      <w:r>
+        <w:rPr>
+          <w:rStyle w:val="VerbatimChar"/>
+        </w:rPr>
+        <w:t xml:space="preserve">course_manifest.py</w:t>
+      </w:r>
+      <w:r>
+        <w:t xml:space="preserve">,</w:t>
+      </w:r>
+      <w:r>
+        <w:t xml:space="preserve"> </w:t>
+      </w:r>
+      <w:r>
+        <w:rPr>
+          <w:rStyle w:val="VerbatimChar"/>
+        </w:rPr>
+        <w:t xml:space="preserve">database.py</w:t>
+      </w:r>
+      <w:r>
+        <w:t xml:space="preserve"> </w:t>
+      </w:r>
+      <w:r>
+        <w:t xml:space="preserve">(расчёт итога),</w:t>
+      </w:r>
+      <w:r>
+        <w:t xml:space="preserve"> </w:t>
+      </w:r>
+      <w:r>
+        <w:rPr>
+          <w:rStyle w:val="VerbatimChar"/>
+        </w:rPr>
+        <w:t xml:space="preserve">scorm_runtime.py</w:t>
+      </w:r>
+      <w:r>
+        <w:t xml:space="preserve"> </w:t>
+      </w:r>
+      <w:r>
+        <w:t xml:space="preserve">(синхронизация SCORM). Для нативного курса «Безопасность» манифест задаёт 6 оцениваемых модулей; для SCORM — SCO из manifest.xml. Один формат для обоих типов курсов упрощает API прогресса.</w:t>
+      </w:r>
+    </w:p>
+    <w:bookmarkEnd w:id="71"/>
+    <w:bookmarkStart w:id="72" w:name="Xd1c9fdc58cefd201cae317073abd0537695d7a3"/>
+    <w:p>
+      <w:pPr>
+        <w:pStyle w:val="Heading4"/>
+      </w:pPr>
+      <w:r>
+        <w:t xml:space="preserve">Вопрос 23. Как устроена связь frontend ↔ backend ↔ БД?</w:t>
+      </w:r>
+    </w:p>
+    <w:p>
+      <w:pPr>
+        <w:pStyle w:val="FirstParagraph"/>
+      </w:pPr>
+      <w:r>
+        <w:rPr>
+          <w:b/>
+          <w:bCs/>
+        </w:rPr>
+        <w:t xml:space="preserve">Ответ:</w:t>
+      </w:r>
+      <w:r>
+        <w:t xml:space="preserve"> </w:t>
+      </w:r>
+      <w:r>
+        <w:t xml:space="preserve">Браузер загружает страницы LMS с</w:t>
+      </w:r>
+      <w:r>
+        <w:t xml:space="preserve"> </w:t>
+      </w:r>
+      <w:r>
+        <w:rPr>
+          <w:rStyle w:val="VerbatimChar"/>
+        </w:rPr>
+        <w:t xml:space="preserve">frontend/</w:t>
+      </w:r>
+      <w:r>
+        <w:t xml:space="preserve">.</w:t>
+      </w:r>
+      <w:r>
+        <w:t xml:space="preserve"> </w:t>
+      </w:r>
+      <w:r>
+        <w:rPr>
+          <w:rStyle w:val="VerbatimChar"/>
+        </w:rPr>
+        <w:t xml:space="preserve">api.js</w:t>
+      </w:r>
+      <w:r>
+        <w:t xml:space="preserve"> </w:t>
+      </w:r>
+      <w:r>
+        <w:t xml:space="preserve">добавляет JWT к запросам на</w:t>
+      </w:r>
+      <w:r>
+        <w:t xml:space="preserve"> </w:t>
+      </w:r>
+      <w:r>
+        <w:rPr>
+          <w:rStyle w:val="VerbatimChar"/>
+        </w:rPr>
+        <w:t xml:space="preserve">http://127.0.0.1:5000/api</w:t>
+      </w:r>
+      <w:r>
+        <w:t xml:space="preserve">. Flask-маршруты в</w:t>
+      </w:r>
+      <w:r>
+        <w:t xml:space="preserve"> </w:t>
+      </w:r>
+      <w:r>
+        <w:rPr>
+          <w:rStyle w:val="VerbatimChar"/>
+        </w:rPr>
+        <w:t xml:space="preserve">app.py</w:t>
+      </w:r>
+      <w:r>
+        <w:t xml:space="preserve"> </w:t>
+      </w:r>
+      <w:r>
+        <w:t xml:space="preserve">вызывают методы</w:t>
+      </w:r>
+      <w:r>
+        <w:t xml:space="preserve"> </w:t>
+      </w:r>
+      <w:r>
+        <w:rPr>
+          <w:rStyle w:val="VerbatimChar"/>
+        </w:rPr>
+        <w:t xml:space="preserve">Database</w:t>
+      </w:r>
+      <w:r>
+        <w:t xml:space="preserve"> </w:t>
+      </w:r>
+      <w:r>
+        <w:t xml:space="preserve">в</w:t>
+      </w:r>
+      <w:r>
+        <w:t xml:space="preserve"> </w:t>
+      </w:r>
+      <w:r>
+        <w:rPr>
+          <w:rStyle w:val="VerbatimChar"/>
+        </w:rPr>
+        <w:t xml:space="preserve">database.py</w:t>
+      </w:r>
+      <w:r>
+        <w:t xml:space="preserve">, который выполняет параметризованные SQL-запросы к</w:t>
+      </w:r>
+      <w:r>
+        <w:t xml:space="preserve"> </w:t>
+      </w:r>
+      <w:r>
+        <w:rPr>
+          <w:rStyle w:val="VerbatimChar"/>
+        </w:rPr>
+        <w:t xml:space="preserve">LearningPlatformDB</w:t>
+      </w:r>
+      <w:r>
+        <w:t xml:space="preserve">. Курсы отдаются маршрутом</w:t>
+      </w:r>
+      <w:r>
+        <w:t xml:space="preserve"> </w:t>
+      </w:r>
+      <w:r>
+        <w:rPr>
+          <w:rStyle w:val="VerbatimChar"/>
+        </w:rPr>
+        <w:t xml:space="preserve">/course-content/&lt;id&gt;/…</w:t>
+      </w:r>
+      <w:r>
+        <w:t xml:space="preserve"> </w:t>
+      </w:r>
+      <w:r>
+        <w:t xml:space="preserve">после проверки назначения. SCORM state и фото профиля — отдельные каталоги в</w:t>
+      </w:r>
+      <w:r>
+        <w:t xml:space="preserve"> </w:t>
+      </w:r>
+      <w:r>
+        <w:rPr>
+          <w:rStyle w:val="VerbatimChar"/>
+        </w:rPr>
+        <w:t xml:space="preserve">uploads/</w:t>
+      </w:r>
+      <w:r>
+        <w:t xml:space="preserve">.</w:t>
+      </w:r>
+    </w:p>
+    <w:bookmarkEnd w:id="72"/>
+    <w:bookmarkStart w:id="73" w:name="X0cebb46448a53d5f2afee782857ff319603cf25"/>
+    <w:p>
+      <w:pPr>
+        <w:pStyle w:val="Heading4"/>
+      </w:pPr>
+      <w:r>
+        <w:t xml:space="preserve">Вопрос 24. Почему не используются React/Vue и сборщик?</w:t>
+      </w:r>
+    </w:p>
+    <w:p>
+      <w:pPr>
+        <w:pStyle w:val="FirstParagraph"/>
+      </w:pPr>
+      <w:r>
+        <w:rPr>
+          <w:b/>
+          <w:bCs/>
+        </w:rPr>
+        <w:t xml:space="preserve">Ответ:</w:t>
+      </w:r>
+      <w:r>
+        <w:t xml:space="preserve"> </w:t>
+      </w:r>
+      <w:r>
+        <w:t xml:space="preserve">Учебный и демонстрационный характер проекта: нулевой порог сборки (</w:t>
+      </w:r>
+      <w:r>
+        <w:rPr>
+          <w:rStyle w:val="VerbatimChar"/>
+        </w:rPr>
+        <w:t xml:space="preserve">python -m http.server</w:t>
+      </w:r>
+      <w:r>
+        <w:t xml:space="preserve"> </w:t>
+      </w:r>
+      <w:r>
+        <w:t xml:space="preserve">+</w:t>
+      </w:r>
+      <w:r>
+        <w:t xml:space="preserve"> </w:t>
+      </w:r>
+      <w:r>
+        <w:rPr>
+          <w:rStyle w:val="VerbatimChar"/>
+        </w:rPr>
+        <w:t xml:space="preserve">python app.py</w:t>
+      </w:r>
+      <w:r>
+        <w:t xml:space="preserve">), прозрачная структура файлов для пояснительной записки и защиты. Нативный курс — IIFE-модули в глобальной области; интерактивы реализованы на ванильном JS. Для промышленной версии возможен переход на компонентный фреймворк без смены REST API.</w:t>
+      </w:r>
+    </w:p>
+    <w:bookmarkEnd w:id="73"/>
+    <w:bookmarkStart w:id="74" w:name="вопрос-25.-что-такое-odbc-и-pyodbc"/>
+    <w:p>
+      <w:pPr>
+        <w:pStyle w:val="Heading4"/>
+      </w:pPr>
+      <w:r>
+        <w:t xml:space="preserve">Вопрос 25. Что такое ODBC и pyodbc?</w:t>
+      </w:r>
+    </w:p>
+    <w:p>
+      <w:pPr>
+        <w:pStyle w:val="FirstParagraph"/>
+      </w:pPr>
+      <w:r>
+        <w:rPr>
+          <w:b/>
+          <w:bCs/>
+        </w:rPr>
+        <w:t xml:space="preserve">Ответ:</w:t>
+      </w:r>
+      <w:r>
+        <w:t xml:space="preserve"> </w:t>
+      </w:r>
+      <w:r>
+        <w:rPr>
+          <w:b/>
+          <w:bCs/>
+        </w:rPr>
+        <w:t xml:space="preserve">ODBC</w:t>
+      </w:r>
+      <w:r>
+        <w:t xml:space="preserve"> </w:t>
+      </w:r>
+      <w:r>
+        <w:t xml:space="preserve">(Open Database Connectivity) — стандарт доступа к СУБД через драйвер.</w:t>
+      </w:r>
+      <w:r>
+        <w:t xml:space="preserve"> </w:t>
+      </w:r>
+      <w:r>
+        <w:rPr>
+          <w:b/>
+          <w:bCs/>
+        </w:rPr>
+        <w:t xml:space="preserve">pyodbc</w:t>
+      </w:r>
+      <w:r>
+        <w:t xml:space="preserve"> </w:t>
+      </w:r>
+      <w:r>
+        <w:t xml:space="preserve">— Python-обёртка: строка подключения</w:t>
+      </w:r>
+      <w:r>
+        <w:t xml:space="preserve"> </w:t>
+      </w:r>
+      <w:r>
+        <w:rPr>
+          <w:rStyle w:val="VerbatimChar"/>
+        </w:rPr>
+        <w:t xml:space="preserve">DRIVER={ODBC Driver 17 for SQL Server};SERVER=…;DATABASE=LearningPlatformDB</w:t>
+      </w:r>
+      <w:r>
+        <w:t xml:space="preserve">. Параметризованные запросы (</w:t>
+      </w:r>
+      <w:r>
+        <w:rPr>
+          <w:rStyle w:val="VerbatimChar"/>
+        </w:rPr>
+        <w:t xml:space="preserve">?</w:t>
+      </w:r>
+      <w:r>
+        <w:t xml:space="preserve">) защищают от SQL-инъекций. Альтернатива — ORM (SQLAlchemy); прямой SQL выбран для наглядности схемы БД в курсовой.</w:t>
+      </w:r>
+    </w:p>
+    <w:bookmarkEnd w:id="74"/>
+    <w:bookmarkStart w:id="75" w:name="вопрос-26.-как-формируется-excel-отчёт"/>
+    <w:p>
+      <w:pPr>
+        <w:pStyle w:val="Heading4"/>
+      </w:pPr>
+      <w:r>
+        <w:t xml:space="preserve">Вопрос 26. Как формируется Excel-отчёт?</w:t>
+      </w:r>
+    </w:p>
+    <w:p>
+      <w:pPr>
+        <w:pStyle w:val="FirstParagraph"/>
+      </w:pPr>
+      <w:r>
+        <w:rPr>
+          <w:b/>
+          <w:bCs/>
+        </w:rPr>
+        <w:t xml:space="preserve">Ответ:</w:t>
+      </w:r>
+      <w:r>
+        <w:t xml:space="preserve"> </w:t>
+      </w:r>
+      <w:r>
+        <w:t xml:space="preserve">Endpoint</w:t>
+      </w:r>
+      <w:r>
+        <w:t xml:space="preserve"> </w:t>
+      </w:r>
+      <w:r>
+        <w:rPr>
+          <w:rStyle w:val="VerbatimChar"/>
+        </w:rPr>
+        <w:t xml:space="preserve">GET /api/report</w:t>
+      </w:r>
+      <w:r>
+        <w:t xml:space="preserve"> </w:t>
+      </w:r>
+      <w:r>
+        <w:t xml:space="preserve">(роли admin/expert) вызывает</w:t>
+      </w:r>
+      <w:r>
+        <w:t xml:space="preserve"> </w:t>
+      </w:r>
+      <w:r>
+        <w:rPr>
+          <w:rStyle w:val="VerbatimChar"/>
+        </w:rPr>
+        <w:t xml:space="preserve">get_report_data()</w:t>
+      </w:r>
+      <w:r>
+        <w:t xml:space="preserve"> </w:t>
+      </w:r>
+      <w:r>
+        <w:t xml:space="preserve">— выборка из</w:t>
+      </w:r>
+      <w:r>
+        <w:t xml:space="preserve"> </w:t>
+      </w:r>
+      <w:r>
+        <w:rPr>
+          <w:rStyle w:val="VerbatimChar"/>
+        </w:rPr>
+        <w:t xml:space="preserve">Assignments</w:t>
+      </w:r>
+      <w:r>
+        <w:t xml:space="preserve"> </w:t>
+      </w:r>
+      <w:r>
+        <w:t xml:space="preserve">с join на пользователей, курсы, результаты.</w:t>
+      </w:r>
+      <w:r>
+        <w:t xml:space="preserve"> </w:t>
+      </w:r>
+      <w:r>
+        <w:rPr>
+          <w:rStyle w:val="VerbatimChar"/>
+        </w:rPr>
+        <w:t xml:space="preserve">create_excel_report()</w:t>
+      </w:r>
+      <w:r>
+        <w:t xml:space="preserve"> </w:t>
+      </w:r>
+      <w:r>
+        <w:t xml:space="preserve">в</w:t>
+      </w:r>
+      <w:r>
+        <w:t xml:space="preserve"> </w:t>
+      </w:r>
+      <w:r>
+        <w:rPr>
+          <w:rStyle w:val="VerbatimChar"/>
+        </w:rPr>
+        <w:t xml:space="preserve">app.py</w:t>
+      </w:r>
+      <w:r>
+        <w:t xml:space="preserve"> </w:t>
+      </w:r>
+      <w:r>
+        <w:t xml:space="preserve">строит таблицу через pandas DataFrame и сохраняет</w:t>
+      </w:r>
+      <w:r>
+        <w:t xml:space="preserve"> </w:t>
+      </w:r>
+      <w:r>
+        <w:rPr>
+          <w:rStyle w:val="VerbatimChar"/>
+        </w:rPr>
+        <w:t xml:space="preserve">.xlsx</w:t>
+      </w:r>
+      <w:r>
+        <w:t xml:space="preserve"> </w:t>
+      </w:r>
+      <w:r>
+        <w:t xml:space="preserve">через openpyxl: ФИО, должность, курс, эксперт, даты, вердикт, процент. Это стандартный обмен данными с HR без внедрения отдельной системы отчётности.</w:t>
+      </w:r>
+    </w:p>
+    <w:p>
+      <w:r>
+        <w:pict>
+          <v:rect style="width:0;height:1.5pt" o:hralign="center" o:hrstd="t" o:hr="t"/>
+        </w:pict>
+      </w:r>
+    </w:p>
+    <w:bookmarkEnd w:id="75"/>
+    <w:bookmarkEnd w:id="76"/>
+    <w:bookmarkStart w:id="85" w:name="безопасность-информационной-системы"/>
+    <w:p>
+      <w:pPr>
+        <w:pStyle w:val="Heading3"/>
+      </w:pPr>
+      <w:r>
+        <w:t xml:space="preserve">11.3. Безопасность информационной системы</w:t>
+      </w:r>
+    </w:p>
+    <w:bookmarkStart w:id="77" w:name="X344c2d37e5602dd2f0b095dad022d2701482e92"/>
+    <w:p>
+      <w:pPr>
+        <w:pStyle w:val="Heading4"/>
+      </w:pPr>
+      <w:r>
+        <w:t xml:space="preserve">Вопрос 27. Какие угрозы выделены для LMS и как они классифицируются?</w:t>
+      </w:r>
+    </w:p>
+    <w:p>
+      <w:pPr>
+        <w:pStyle w:val="FirstParagraph"/>
+      </w:pPr>
+      <w:r>
+        <w:rPr>
+          <w:b/>
+          <w:bCs/>
+        </w:rPr>
+        <w:t xml:space="preserve">Ответ:</w:t>
+      </w:r>
+      <w:r>
+        <w:t xml:space="preserve"> </w:t>
+      </w:r>
+      <w:r>
+        <w:t xml:space="preserve">По классике ИБ (конфиденциальность, целостность, доступность — триада CIA):</w:t>
+      </w:r>
+      <w:r>
+        <w:t xml:space="preserve"> </w:t>
+      </w:r>
+      <w:r>
+        <w:t xml:space="preserve">-</w:t>
+      </w:r>
+      <w:r>
+        <w:t xml:space="preserve"> </w:t>
+      </w:r>
+      <w:r>
+        <w:rPr>
+          <w:b/>
+          <w:bCs/>
+        </w:rPr>
+        <w:t xml:space="preserve">доступность</w:t>
+      </w:r>
+      <w:r>
+        <w:t xml:space="preserve"> </w:t>
+      </w:r>
+      <w:r>
+        <w:t xml:space="preserve">— недоступность Flask, SQL Server, файлов курсов;</w:t>
+      </w:r>
+      <w:r>
+        <w:t xml:space="preserve"> </w:t>
+      </w:r>
+      <w:r>
+        <w:t xml:space="preserve">-</w:t>
+      </w:r>
+      <w:r>
+        <w:t xml:space="preserve"> </w:t>
+      </w:r>
+      <w:r>
+        <w:rPr>
+          <w:b/>
+          <w:bCs/>
+        </w:rPr>
+        <w:t xml:space="preserve">целостность</w:t>
+      </w:r>
+      <w:r>
+        <w:t xml:space="preserve"> </w:t>
+      </w:r>
+      <w:r>
+        <w:t xml:space="preserve">— подмена баллов в</w:t>
+      </w:r>
+      <w:r>
+        <w:t xml:space="preserve"> </w:t>
+      </w:r>
+      <w:r>
+        <w:rPr>
+          <w:rStyle w:val="VerbatimChar"/>
+        </w:rPr>
+        <w:t xml:space="preserve">Section_progress</w:t>
+      </w:r>
+      <w:r>
+        <w:t xml:space="preserve">, статусов в</w:t>
+      </w:r>
+      <w:r>
+        <w:t xml:space="preserve"> </w:t>
+      </w:r>
+      <w:r>
+        <w:rPr>
+          <w:rStyle w:val="VerbatimChar"/>
+        </w:rPr>
+        <w:t xml:space="preserve">Assignments</w:t>
+      </w:r>
+      <w:r>
+        <w:t xml:space="preserve">, файлов курсов;</w:t>
+      </w:r>
+      <w:r>
+        <w:t xml:space="preserve"> </w:t>
+      </w:r>
+      <w:r>
+        <w:t xml:space="preserve">-</w:t>
+      </w:r>
+      <w:r>
+        <w:t xml:space="preserve"> </w:t>
+      </w:r>
+      <w:r>
+        <w:rPr>
+          <w:b/>
+          <w:bCs/>
+        </w:rPr>
+        <w:t xml:space="preserve">конфиденциальность</w:t>
+      </w:r>
+      <w:r>
+        <w:t xml:space="preserve"> </w:t>
+      </w:r>
+      <w:r>
+        <w:t xml:space="preserve">— утечка ПДн сотрудников, паролей, JWT, SCORM state.</w:t>
+      </w:r>
+    </w:p>
+    <w:p>
+      <w:pPr>
+        <w:pStyle w:val="BodyText"/>
+      </w:pPr>
+      <w:r>
+        <w:t xml:space="preserve">Подробный анализ — в</w:t>
+      </w:r>
+      <w:r>
+        <w:t xml:space="preserve"> </w:t>
+      </w:r>
+      <w:r>
+        <w:rPr>
+          <w:rStyle w:val="VerbatimChar"/>
+        </w:rPr>
+        <w:t xml:space="preserve">docs/Глава_3_Организация_безопасности_АИС.md</w:t>
+      </w:r>
+      <w:r>
+        <w:t xml:space="preserve">.</w:t>
+      </w:r>
+    </w:p>
+    <w:bookmarkEnd w:id="77"/>
+    <w:bookmarkStart w:id="78" w:name="Xb5f29319d79433f9528af159d137347fc8a22b2"/>
+    <w:p>
+      <w:pPr>
+        <w:pStyle w:val="Heading4"/>
+      </w:pPr>
+      <w:r>
+        <w:t xml:space="preserve">Вопрос 28. Как реализовано разграничение доступа (RBAC)?</w:t>
+      </w:r>
+    </w:p>
+    <w:p>
+      <w:pPr>
+        <w:pStyle w:val="FirstParagraph"/>
+      </w:pPr>
+      <w:r>
+        <w:rPr>
+          <w:b/>
+          <w:bCs/>
+        </w:rPr>
+        <w:t xml:space="preserve">Ответ:</w:t>
+      </w:r>
+      <w:r>
+        <w:t xml:space="preserve"> </w:t>
+      </w:r>
+      <w:r>
+        <w:rPr>
+          <w:b/>
+          <w:bCs/>
+        </w:rPr>
+        <w:t xml:space="preserve">Role-Based Access Control</w:t>
+      </w:r>
+      <w:r>
+        <w:t xml:space="preserve"> </w:t>
+      </w:r>
+      <w:r>
+        <w:t xml:space="preserve">— права привязаны к ролям</w:t>
+      </w:r>
+      <w:r>
+        <w:t xml:space="preserve"> </w:t>
+      </w:r>
+      <w:r>
+        <w:rPr>
+          <w:rStyle w:val="VerbatimChar"/>
+        </w:rPr>
+        <w:t xml:space="preserve">admin</w:t>
+      </w:r>
+      <w:r>
+        <w:t xml:space="preserve">,</w:t>
+      </w:r>
+      <w:r>
+        <w:t xml:space="preserve"> </w:t>
+      </w:r>
+      <w:r>
+        <w:rPr>
+          <w:rStyle w:val="VerbatimChar"/>
+        </w:rPr>
+        <w:t xml:space="preserve">expert</w:t>
+      </w:r>
+      <w:r>
+        <w:t xml:space="preserve">,</w:t>
+      </w:r>
+      <w:r>
+        <w:t xml:space="preserve"> </w:t>
+      </w:r>
+      <w:r>
+        <w:rPr>
+          <w:rStyle w:val="VerbatimChar"/>
+        </w:rPr>
+        <w:t xml:space="preserve">student</w:t>
+      </w:r>
+      <w:r>
+        <w:t xml:space="preserve"> </w:t>
+      </w:r>
+      <w:r>
+        <w:t xml:space="preserve">в таблицах</w:t>
+      </w:r>
+      <w:r>
+        <w:t xml:space="preserve"> </w:t>
+      </w:r>
+      <w:r>
+        <w:rPr>
+          <w:rStyle w:val="VerbatimChar"/>
+        </w:rPr>
+        <w:t xml:space="preserve">Roles</w:t>
+      </w:r>
+      <w:r>
+        <w:t xml:space="preserve"> </w:t>
+      </w:r>
+      <w:r>
+        <w:t xml:space="preserve">/</w:t>
+      </w:r>
+      <w:r>
+        <w:t xml:space="preserve"> </w:t>
+      </w:r>
+      <w:r>
+        <w:rPr>
+          <w:rStyle w:val="VerbatimChar"/>
+        </w:rPr>
+        <w:t xml:space="preserve">UserRoles</w:t>
+      </w:r>
+      <w:r>
+        <w:t xml:space="preserve">. Роли попадают в JWT при входе. На клиенте</w:t>
+      </w:r>
+      <w:r>
+        <w:t xml:space="preserve"> </w:t>
+      </w:r>
+      <w:r>
+        <w:rPr>
+          <w:rStyle w:val="VerbatimChar"/>
+        </w:rPr>
+        <w:t xml:space="preserve">PAGE_ACCESS</w:t>
+      </w:r>
+      <w:r>
+        <w:t xml:space="preserve"> </w:t>
+      </w:r>
+      <w:r>
+        <w:t xml:space="preserve">в</w:t>
+      </w:r>
+      <w:r>
+        <w:t xml:space="preserve"> </w:t>
+      </w:r>
+      <w:r>
+        <w:rPr>
+          <w:rStyle w:val="VerbatimChar"/>
+        </w:rPr>
+        <w:t xml:space="preserve">auth.js</w:t>
+      </w:r>
+      <w:r>
+        <w:t xml:space="preserve"> </w:t>
+      </w:r>
+      <w:r>
+        <w:t xml:space="preserve">ограничивает страницы; на сервере дублирующие проверки (</w:t>
+      </w:r>
+      <w:r>
+        <w:rPr>
+          <w:rStyle w:val="VerbatimChar"/>
+        </w:rPr>
+        <w:t xml:space="preserve">is_admin()</w:t>
+      </w:r>
+      <w:r>
+        <w:t xml:space="preserve">,</w:t>
+      </w:r>
+      <w:r>
+        <w:t xml:space="preserve"> </w:t>
+      </w:r>
+      <w:r>
+        <w:rPr>
+          <w:rStyle w:val="VerbatimChar"/>
+        </w:rPr>
+        <w:t xml:space="preserve">is_expert()</w:t>
+      </w:r>
+      <w:r>
+        <w:t xml:space="preserve">,</w:t>
+      </w:r>
+      <w:r>
+        <w:t xml:space="preserve"> </w:t>
+      </w:r>
+      <w:r>
+        <w:rPr>
+          <w:rStyle w:val="VerbatimChar"/>
+        </w:rPr>
+        <w:t xml:space="preserve">has_report_access()</w:t>
+      </w:r>
+      <w:r>
+        <w:t xml:space="preserve">). Принцип</w:t>
+      </w:r>
+      <w:r>
+        <w:t xml:space="preserve"> </w:t>
+      </w:r>
+      <w:r>
+        <w:rPr>
+          <w:b/>
+          <w:bCs/>
+        </w:rPr>
+        <w:t xml:space="preserve">defense in depth</w:t>
+      </w:r>
+      <w:r>
+        <w:t xml:space="preserve">: даже при обходе frontend API вернёт 403. Назначение курса проверяется при каждом запросе прогресса (</w:t>
+      </w:r>
+      <w:r>
+        <w:rPr>
+          <w:rStyle w:val="VerbatimChar"/>
+        </w:rPr>
+        <w:t xml:space="preserve">user_can_access_course</w:t>
+      </w:r>
+      <w:r>
+        <w:t xml:space="preserve">,</w:t>
+      </w:r>
+      <w:r>
+        <w:t xml:space="preserve"> </w:t>
+      </w:r>
+      <w:r>
+        <w:rPr>
+          <w:rStyle w:val="VerbatimChar"/>
+        </w:rPr>
+        <w:t xml:space="preserve">assignment_id</w:t>
+      </w:r>
+      <w:r>
+        <w:t xml:space="preserve">).</w:t>
+      </w:r>
+    </w:p>
+    <w:bookmarkEnd w:id="78"/>
+    <w:bookmarkStart w:id="79" w:name="вопрос-29.-как-защищены-пароли-и-сессии"/>
+    <w:p>
+      <w:pPr>
+        <w:pStyle w:val="Heading4"/>
+      </w:pPr>
+      <w:r>
+        <w:t xml:space="preserve">Вопрос 29. Как защищены пароли и сессии?</w:t>
+      </w:r>
+    </w:p>
+    <w:p>
+      <w:pPr>
+        <w:pStyle w:val="FirstParagraph"/>
+      </w:pPr>
+      <w:r>
+        <w:rPr>
+          <w:b/>
+          <w:bCs/>
+        </w:rPr>
+        <w:t xml:space="preserve">Ответ:</w:t>
+      </w:r>
+      <w:r>
+        <w:t xml:space="preserve"> </w:t>
+      </w:r>
+      <w:r>
+        <w:t xml:space="preserve">Пароли не хранятся в открытом виде:</w:t>
+      </w:r>
+      <w:r>
+        <w:t xml:space="preserve"> </w:t>
+      </w:r>
+      <w:r>
+        <w:rPr>
+          <w:rStyle w:val="VerbatimChar"/>
+        </w:rPr>
+        <w:t xml:space="preserve">generate_password_hash</w:t>
+      </w:r>
+      <w:r>
+        <w:t xml:space="preserve"> </w:t>
+      </w:r>
+      <w:r>
+        <w:t xml:space="preserve">/</w:t>
+      </w:r>
+      <w:r>
+        <w:t xml:space="preserve"> </w:t>
+      </w:r>
+      <w:r>
+        <w:rPr>
+          <w:rStyle w:val="VerbatimChar"/>
+        </w:rPr>
+        <w:t xml:space="preserve">check_password_hash</w:t>
+      </w:r>
+      <w:r>
+        <w:t xml:space="preserve"> </w:t>
+      </w:r>
+      <w:r>
+        <w:t xml:space="preserve">(werkzeug, bcrypt). При неверном пароле — общее сообщение без уточнения «пользователь не найден» (снижение перечисления учёток). JWT с ограниченным TTL; при 401 клиент перенаправляет на login. Неактивные пользователи (</w:t>
+      </w:r>
+      <w:r>
+        <w:rPr>
+          <w:rStyle w:val="VerbatimChar"/>
+        </w:rPr>
+        <w:t xml:space="preserve">status=inactive</w:t>
+      </w:r>
+      <w:r>
+        <w:t xml:space="preserve">) блокируются на этапе аутентификации.</w:t>
+      </w:r>
+    </w:p>
+    <w:bookmarkEnd w:id="79"/>
+    <w:bookmarkStart w:id="80" w:name="Xfdcdacdf8ba1b7a29b899bc8edd8e0b6e8562c9"/>
+    <w:p>
+      <w:pPr>
+        <w:pStyle w:val="Heading4"/>
+      </w:pPr>
+      <w:r>
+        <w:t xml:space="preserve">Вопрос 30. Как защищены данные при работе с курсами и файлами?</w:t>
+      </w:r>
+    </w:p>
+    <w:p>
+      <w:pPr>
+        <w:pStyle w:val="FirstParagraph"/>
+      </w:pPr>
+      <w:r>
+        <w:rPr>
+          <w:b/>
+          <w:bCs/>
+        </w:rPr>
+        <w:t xml:space="preserve">Ответ:</w:t>
+      </w:r>
+      <w:r>
+        <w:t xml:space="preserve"> </w:t>
+      </w:r>
+      <w:r>
+        <w:t xml:space="preserve">Прямого доступа к</w:t>
+      </w:r>
+      <w:r>
+        <w:t xml:space="preserve"> </w:t>
+      </w:r>
+      <w:r>
+        <w:rPr>
+          <w:rStyle w:val="VerbatimChar"/>
+        </w:rPr>
+        <w:t xml:space="preserve">backend/courses/</w:t>
+      </w:r>
+      <w:r>
+        <w:t xml:space="preserve"> </w:t>
+      </w:r>
+      <w:r>
+        <w:t xml:space="preserve">из браузера нет — только через</w:t>
+      </w:r>
+      <w:r>
+        <w:t xml:space="preserve"> </w:t>
+      </w:r>
+      <w:r>
+        <w:rPr>
+          <w:rStyle w:val="VerbatimChar"/>
+        </w:rPr>
+        <w:t xml:space="preserve">/course-content/&lt;course_id&gt;/</w:t>
+      </w:r>
+      <w:r>
+        <w:t xml:space="preserve"> </w:t>
+      </w:r>
+      <w:r>
+        <w:t xml:space="preserve">с проверкой JWT и активного назначения. Загрузка SCORM — только admin, с распаковкой в изолированную папку. Фото профиля —</w:t>
+      </w:r>
+      <w:r>
+        <w:t xml:space="preserve"> </w:t>
+      </w:r>
+      <w:r>
+        <w:rPr>
+          <w:rStyle w:val="VerbatimChar"/>
+        </w:rPr>
+        <w:t xml:space="preserve">/uploads/photos/</w:t>
+      </w:r>
+      <w:r>
+        <w:t xml:space="preserve"> </w:t>
+      </w:r>
+      <w:r>
+        <w:t xml:space="preserve">с контролируемой раздачей. SCORM CMI state привязан к</w:t>
+      </w:r>
+      <w:r>
+        <w:t xml:space="preserve"> </w:t>
+      </w:r>
+      <w:r>
+        <w:rPr>
+          <w:rStyle w:val="VerbatimChar"/>
+        </w:rPr>
+        <w:t xml:space="preserve">assignment_id</w:t>
+      </w:r>
+      <w:r>
+        <w:t xml:space="preserve"> </w:t>
+      </w:r>
+      <w:r>
+        <w:t xml:space="preserve">и</w:t>
+      </w:r>
+      <w:r>
+        <w:t xml:space="preserve"> </w:t>
+      </w:r>
+      <w:r>
+        <w:rPr>
+          <w:rStyle w:val="VerbatimChar"/>
+        </w:rPr>
+        <w:t xml:space="preserve">user_id</w:t>
+      </w:r>
+      <w:r>
+        <w:t xml:space="preserve"> </w:t>
+      </w:r>
+      <w:r>
+        <w:t xml:space="preserve">владельца назначения. Параметризованные SQL-запросы снижают риск инъекций.</w:t>
+      </w:r>
+    </w:p>
+    <w:bookmarkEnd w:id="80"/>
+    <w:bookmarkStart w:id="81" w:name="Xb4577e7b790ebcf9ae618f50da56fb5c5bfe302"/>
+    <w:p>
+      <w:pPr>
+        <w:pStyle w:val="Heading4"/>
+      </w:pPr>
+      <w:r>
+        <w:t xml:space="preserve">Вопрос 31. Почему в учебной конфигурации используется HTTP, а не HTTPS?</w:t>
+      </w:r>
+    </w:p>
+    <w:p>
+      <w:pPr>
+        <w:pStyle w:val="FirstParagraph"/>
+      </w:pPr>
+      <w:r>
+        <w:rPr>
+          <w:b/>
+          <w:bCs/>
+        </w:rPr>
+        <w:t xml:space="preserve">Ответ:</w:t>
+      </w:r>
+      <w:r>
+        <w:t xml:space="preserve"> </w:t>
+      </w:r>
+      <w:r>
+        <w:t xml:space="preserve">Локальная разработка на</w:t>
+      </w:r>
+      <w:r>
+        <w:t xml:space="preserve"> </w:t>
+      </w:r>
+      <w:r>
+        <w:rPr>
+          <w:rStyle w:val="VerbatimChar"/>
+        </w:rPr>
+        <w:t xml:space="preserve">127.0.0.1</w:t>
+      </w:r>
+      <w:r>
+        <w:t xml:space="preserve"> </w:t>
+      </w:r>
+      <w:r>
+        <w:t xml:space="preserve">без сертификата упрощает запуск. В production обязателен</w:t>
+      </w:r>
+      <w:r>
+        <w:t xml:space="preserve"> </w:t>
+      </w:r>
+      <w:r>
+        <w:rPr>
+          <w:b/>
+          <w:bCs/>
+        </w:rPr>
+        <w:t xml:space="preserve">HTTPS</w:t>
+      </w:r>
+      <w:r>
+        <w:t xml:space="preserve"> </w:t>
+      </w:r>
+      <w:r>
+        <w:t xml:space="preserve">(TLS): шифрование канала защищает JWT и пароль от перехвата (угроза «человек посередине»). В пояснительной записке это зафиксировано как ограничение учебного стенда, а не целевое решение.</w:t>
+      </w:r>
+    </w:p>
+    <w:bookmarkEnd w:id="81"/>
+    <w:bookmarkStart w:id="82" w:name="X3b818445fa3015d975d8c80a95eac2fbb09796b"/>
+    <w:p>
+      <w:pPr>
+        <w:pStyle w:val="Heading4"/>
+      </w:pPr>
+      <w:r>
+        <w:t xml:space="preserve">Вопрос 32. Как обеспечивается целостность результатов обучения?</w:t>
+      </w:r>
+    </w:p>
+    <w:p>
+      <w:pPr>
+        <w:pStyle w:val="FirstParagraph"/>
+      </w:pPr>
+      <w:r>
+        <w:rPr>
+          <w:b/>
+          <w:bCs/>
+        </w:rPr>
+        <w:t xml:space="preserve">Ответ:</w:t>
+      </w:r>
+      <w:r>
+        <w:t xml:space="preserve"> </w:t>
+      </w:r>
+      <w:r>
+        <w:t xml:space="preserve">Баллы пишутся только через серверные endpoint’ы (</w:t>
+      </w:r>
+      <w:r>
+        <w:rPr>
+          <w:rStyle w:val="VerbatimChar"/>
+        </w:rPr>
+        <w:t xml:space="preserve">complete_section</w:t>
+      </w:r>
+      <w:r>
+        <w:t xml:space="preserve">, SCORM sync) после проверки назначения. Клиентский</w:t>
+      </w:r>
+      <w:r>
+        <w:t xml:space="preserve"> </w:t>
+      </w:r>
+      <w:r>
+        <w:rPr>
+          <w:rStyle w:val="VerbatimChar"/>
+        </w:rPr>
+        <w:t xml:space="preserve">localStorage</w:t>
+      </w:r>
+      <w:r>
+        <w:t xml:space="preserve"> </w:t>
+      </w:r>
+      <w:r>
+        <w:t xml:space="preserve">в нативном курсе не влияет на итог в БД. Пересчёт итога —</w:t>
+      </w:r>
+      <w:r>
+        <w:t xml:space="preserve"> </w:t>
+      </w:r>
+      <w:r>
+        <w:rPr>
+          <w:rStyle w:val="VerbatimChar"/>
+        </w:rPr>
+        <w:t xml:space="preserve">_recalculate_assignment_score()</w:t>
+      </w:r>
+      <w:r>
+        <w:t xml:space="preserve"> </w:t>
+      </w:r>
+      <w:r>
+        <w:t xml:space="preserve">по сумме</w:t>
+      </w:r>
+      <w:r>
+        <w:t xml:space="preserve"> </w:t>
+      </w:r>
+      <w:r>
+        <w:rPr>
+          <w:rStyle w:val="VerbatimChar"/>
+        </w:rPr>
+        <w:t xml:space="preserve">Section_progress</w:t>
+      </w:r>
+      <w:r>
+        <w:t xml:space="preserve"> </w:t>
+      </w:r>
+      <w:r>
+        <w:t xml:space="preserve">с ограничением</w:t>
+      </w:r>
+      <w:r>
+        <w:t xml:space="preserve"> </w:t>
+      </w:r>
+      <w:r>
+        <w:rPr>
+          <w:rStyle w:val="VerbatimChar"/>
+        </w:rPr>
+        <w:t xml:space="preserve">cap_course_score(100)</w:t>
+      </w:r>
+      <w:r>
+        <w:t xml:space="preserve">. Завершение назначения — атомарное обновление</w:t>
+      </w:r>
+      <w:r>
+        <w:t xml:space="preserve"> </w:t>
+      </w:r>
+      <w:r>
+        <w:rPr>
+          <w:rStyle w:val="VerbatimChar"/>
+        </w:rPr>
+        <w:t xml:space="preserve">Assignments.status</w:t>
+      </w:r>
+      <w:r>
+        <w:t xml:space="preserve"> </w:t>
+      </w:r>
+      <w:r>
+        <w:t xml:space="preserve">после выполнения всех условий.</w:t>
+      </w:r>
+    </w:p>
+    <w:bookmarkEnd w:id="82"/>
+    <w:bookmarkStart w:id="83" w:name="X1ddfae5aedc0a1c1c846494ffc81692379f7e8c"/>
+    <w:p>
+      <w:pPr>
+        <w:pStyle w:val="Heading4"/>
+      </w:pPr>
+      <w:r>
+        <w:t xml:space="preserve">Вопрос 33. Какие меры безопасности можно добавить в промышленной эксплуатации?</w:t>
+      </w:r>
+    </w:p>
+    <w:p>
+      <w:pPr>
+        <w:pStyle w:val="FirstParagraph"/>
+      </w:pPr>
+      <w:r>
+        <w:rPr>
+          <w:b/>
+          <w:bCs/>
+        </w:rPr>
+        <w:t xml:space="preserve">Ответ:</w:t>
+      </w:r>
+      <w:r>
+        <w:t xml:space="preserve"> </w:t>
+      </w:r>
+      <w:r>
+        <w:t xml:space="preserve">HTTPS и secure cookies; refresh-токены; rate limiting на login; аудит действий администратора; резервное копирование БД и</w:t>
+      </w:r>
+      <w:r>
+        <w:t xml:space="preserve"> </w:t>
+      </w:r>
+      <w:r>
+        <w:rPr>
+          <w:rStyle w:val="VerbatimChar"/>
+        </w:rPr>
+        <w:t xml:space="preserve">uploads/</w:t>
+      </w:r>
+      <w:r>
+        <w:t xml:space="preserve">; антивирусная проверка загружаемых ZIP; Content-Security-Policy для iframe SCORM; секреты в переменных окружения, а не в коде; принцип наименьших привилегий для учётной записи SQL Server.</w:t>
+      </w:r>
+    </w:p>
+    <w:bookmarkEnd w:id="83"/>
+    <w:bookmarkStart w:id="84" w:name="Xc7641c6a6a2e9483e988fc66b42810b7809e930"/>
+    <w:p>
+      <w:pPr>
+        <w:pStyle w:val="Heading4"/>
+      </w:pPr>
+      <w:r>
+        <w:t xml:space="preserve">Вопрос 34. Как тестирование подтверждает меры безопасности?</w:t>
+      </w:r>
+    </w:p>
+    <w:p>
+      <w:pPr>
+        <w:pStyle w:val="FirstParagraph"/>
+      </w:pPr>
+      <w:r>
+        <w:rPr>
+          <w:b/>
+          <w:bCs/>
+        </w:rPr>
+        <w:t xml:space="preserve">Ответ:</w:t>
+      </w:r>
+      <w:r>
+        <w:t xml:space="preserve"> </w:t>
+      </w:r>
+      <w:r>
+        <w:t xml:space="preserve">Сценарии TC-AUTH-005/006 (401 без токена, редирект при чужой роли), TC-ADM-USER-002 (блокировка inactive), проверки 403 на admin API для student. Юнит-тесты</w:t>
+      </w:r>
+      <w:r>
+        <w:t xml:space="preserve"> </w:t>
+      </w:r>
+      <w:r>
+        <w:rPr>
+          <w:rStyle w:val="VerbatimChar"/>
+        </w:rPr>
+        <w:t xml:space="preserve">test_course_progress.py</w:t>
+      </w:r>
+      <w:r>
+        <w:t xml:space="preserve"> </w:t>
+      </w:r>
+      <w:r>
+        <w:t xml:space="preserve">и</w:t>
+      </w:r>
+      <w:r>
+        <w:t xml:space="preserve"> </w:t>
+      </w:r>
+      <w:r>
+        <w:rPr>
+          <w:rStyle w:val="VerbatimChar"/>
+        </w:rPr>
+        <w:t xml:space="preserve">test_scorm_runtime.py</w:t>
+      </w:r>
+      <w:r>
+        <w:t xml:space="preserve"> </w:t>
+      </w:r>
+      <w:r>
+        <w:t xml:space="preserve">фиксируют бизнес-логику баллов и SCORM-синхронизации, не допуская регрессий при изменениях.</w:t>
+      </w:r>
+    </w:p>
+    <w:p>
+      <w:r>
+        <w:pict>
+          <v:rect style="width:0;height:1.5pt" o:hralign="center" o:hrstd="t" o:hr="t"/>
+        </w:pict>
+      </w:r>
+    </w:p>
+    <w:bookmarkEnd w:id="84"/>
+    <w:bookmarkEnd w:id="85"/>
+    <w:bookmarkEnd w:id="86"/>
+    <w:bookmarkStart w:id="87" w:name="рекомендации-по-сопровождению"/>
     <w:p>
       <w:pPr>
         <w:pStyle w:val="Heading2"/>
@@ -9078,8 +11025,8 @@
         </w:pict>
       </w:r>
     </w:p>
-    <w:bookmarkEnd w:id="67"/>
-    <w:bookmarkStart w:id="68" w:name="глоссарий"/>
+    <w:bookmarkEnd w:id="87"/>
+    <w:bookmarkStart w:id="88" w:name="глоссарий"/>
     <w:p>
       <w:pPr>
         <w:pStyle w:val="Heading2"/>
@@ -9304,8 +11251,8 @@
         </w:tc>
       </w:tr>
     </w:tbl>
-    <w:bookmarkEnd w:id="68"/>
-    <w:bookmarkEnd w:id="69"/>
+    <w:bookmarkEnd w:id="88"/>
+    <w:bookmarkEnd w:id="89"/>
     <w:sectPr>
       <w:footnotePr>
         <w:numRestart w:val="eachSect"/>
